--- a/docs/word/user_manual.docx
+++ b/docs/word/user_manual.docx
@@ -1419,7 +1419,7 @@
         <w:rPr>
           <w:b w:val="0"/>
         </w:rPr>
-        <w:t>Menu and item setup is cloud-managed in offline architecture. Add or update master data from online/cloud mode.</w:t>
+        <w:t>Menu and item setup is local-primary in the on-premise offline architecture. Add or update master data from the local server; it syncs to cloud when connectivity is available.</w:t>
       </w:r>
     </w:p>
     <w:p>
@@ -1474,7 +1474,7 @@
         <w:rPr>
           <w:b w:val="0"/>
         </w:rPr>
-        <w:t>Local offline servers pull the updated master data from cloud.</w:t>
+        <w:t>The local server pushes updated master data to cloud when connectivity is available.</w:t>
       </w:r>
     </w:p>
     <w:p>
@@ -2350,7 +2350,7 @@
         <w:rPr>
           <w:b w:val="0"/>
         </w:rPr>
-        <w:t>Master data is cloud-owned:</w:t>
+        <w:t>Master data is local-owned:</w:t>
       </w:r>
     </w:p>
     <w:p>
